--- a/projects/uk-exchange-2027/Exchange-Motivation-Essay.docx
+++ b/projects/uk-exchange-2027/Exchange-Motivation-Essay.docx
@@ -62,22 +62,7 @@
     <w:p/>
     <w:p>
       <w:r>
-        <w:t xml:space="preserve">Aston University and the University of Strathclyde are my second and third preferences, chosen because they give me a genuine fallback if Sheffield does not come through, not because they were easy to add to a list. Aston has real, matched content for most of my remaining units and sits in Birmingham, a major city with </w:t>
-      </w:r>
-      <w:r>
-        <w:t>good</w:t>
-      </w:r>
-      <w:r>
-        <w:t xml:space="preserve"> transport </w:t>
-      </w:r>
-      <w:r>
-        <w:t xml:space="preserve">to the </w:t>
-      </w:r>
-      <w:r>
-        <w:t>rest of the UK</w:t>
-      </w:r>
-      <w:r>
-        <w:t>. Strathclyde has one of the strongest dedicated Electronic and Electrical Engineering departments in Scotland, comparable in depth to what I am hoping to find at Sheffield, and would let me have the exchange experience without sacrificing the academic side if my first preference is unavailable.</w:t>
+        <w:t xml:space="preserve">Universidad Carlos III de Madrid and the University of Strathclyde are my second and third preferences, chosen because they give me a genuine fallback if Sheffield does not come through, not because they were easy to add to a list. UC3M teaches a large share of its engineering degrees in English, which let me match every one of my remaining units to real UC3M courses, from control engineering and analog electronics to communication theory and high-frequency technology. It would also mean living in Madrid and properly using my Spanish, a language I have already started learning for exactly this kind of experience. Strathclyde has one of the strongest dedicated Electronic and Electrical Engineering departments in Scotland, comparable in depth to what I am hoping to find at Sheffield, and would let me have the exchange experience without sacrificing the academic side if my first preference is unavailable.</w:t>
       </w:r>
     </w:p>
     <w:p/>
